--- a/arquivos_entrega/TI VIII - Relatorio.docx
+++ b/arquivos_entrega/TI VIII - Relatorio.docx
@@ -1968,7 +1968,21 @@
           <w:color w:val="000000"/>
           <w:rtl w:val="0"/>
         </w:rPr>
-        <w:t xml:space="preserve">Foi realizada uma entrevista semiestruturada via Discord com um amigo biólogo da mesma cidade, pai de um filho de 7 anos com TEA não verbal. A entrevista durou aproximadamente 45 minutos e teve como objetivo compreender as necessidades comunicativas do dia a dia e como uma placa CAA poderia auxiliar no processo comunicativo.</w:t>
+        <w:t xml:space="preserve">Foi realizada uma entrevista semiestruturada via Discord com um amigo biólogo da mesma cidade, pai de um filho de </w:t>
+      </w:r>
+      <w:r>
+        <w:rPr>
+          <w:rtl w:val="0"/>
+        </w:rPr>
+        <w:t xml:space="preserve">9</w:t>
+      </w:r>
+      <w:r>
+        <w:rPr>
+          <w:rFonts w:ascii="Arial" w:cs="Arial" w:eastAsia="Arial" w:hAnsi="Arial"/>
+          <w:color w:val="000000"/>
+          <w:rtl w:val="0"/>
+        </w:rPr>
+        <w:t xml:space="preserve"> anos com TEA não verbal. A entrevista durou aproximadamente 45 minutos e teve como objetivo compreender as necessidades comunicativas do dia a dia e como uma placa CAA poderia auxiliar no processo comunicativo.</w:t>
       </w:r>
     </w:p>
     <w:p>
